--- a/resume-scrubber/test_populator/populated_CV-047382 Kim, HyunJin.docx
+++ b/resume-scrubber/test_populator/populated_CV-047382 Kim, HyunJin.docx
@@ -430,7 +430,7 @@
                     <w:rStyle w:val="BodyTextChar"/>
                     <w:rFonts w:eastAsiaTheme="minorHAnsi"/>
                   </w:rPr>
-                  <w:t>Sookmyung Women’s University (Mar 2015 - Feb 2019) Seoul, Korea | Major: Business Administration | Mar 2015 - Feb 2019</w:t>
+                  <w:t>Sookmyung Women's University (Mar 2015 - Feb 2019) Seoul, Korea | Major: Business Administration | Mar 2015 - Feb 2019</w:t>
                 </w:r>
               </w:p>
             </w:tc>
@@ -884,7 +884,7 @@
                   <w:rPr>
                     <w:rStyle w:val="ITCVBody"/>
                   </w:rPr>
-                  <w:t w:space="preserve">Negotiating budget: Negotiated budgets with hospitals for clinical trial</w:t>
+                  <w:t w:space="preserve">Dealing with contracts: Drafted and executed contracts and CDA (Confidential Disclosure Amendment) for clinical trial</w:t>
                 </w:r>
                 <w:r>
                   <w:rPr>
@@ -904,27 +904,7 @@
                   <w:rPr>
                     <w:rStyle w:val="ITCVBody"/>
                   </w:rPr>
-                  <w:t w:space="preserve">Dealing with contracts: Drafted and executed contracts and CDA (Confidential Disclosure Amendment) for clinical trial</w:t>
-                </w:r>
-                <w:r>
-                  <w:rPr>
-                    <w:rStyle w:val="ITCVBody"/>
-                    <w:sz w:val="22"/>
-                  </w:rPr>
-                  <w:br/>
-                </w:r>
-                <w:r>
-                  <w:rPr>
-                    <w:rStyle w:val="ITCVBody"/>
-                    <w:sz w:val="22"/>
-                  </w:rPr>
-                  <w:tab/>
-                </w:r>
-                <w:r>
-                  <w:rPr>
-                    <w:rStyle w:val="ITCVBody"/>
-                  </w:rPr>
-                  <w:t w:space="preserve">Managing data: Was responsible for filing of fully executed Contracts on company and sponsor’s Internal system</w:t>
+                  <w:t w:space="preserve">Managing data: Was responsible for filing of fully executed Contracts on company and sponsor's Internal system</w:t>
                 </w:r>
               </w:p>
               <w:p>
@@ -961,7 +941,7 @@
                   <w:rPr>
                     <w:rStyle w:val="ITCVBody"/>
                   </w:rPr>
-                  <w:t w:space="preserve">Supported overall sales support/CRM tasks at a branch of an American company that sells essential oils and other related products called “doTERRA Korea” located in Seoul, South Korea</w:t>
+                  <w:t w:space="preserve">Supported overall sales support/CRM tasks at a branch of an American company that sells essential oils and other related products called "doTERRA Korea" located in Seoul, South Korea</w:t>
                 </w:r>
                 <w:r>
                   <w:rPr>
@@ -1078,7 +1058,7 @@
                   <w:rPr>
                     <w:rStyle w:val="ITCVBody"/>
                   </w:rPr>
-                  <w:t w:space="preserve">Supported various sales support tasks at the general merchandise wholesaler called “JC SALES”, located in California, USA</w:t>
+                  <w:t w:space="preserve">Supported various sales support tasks at the general merchandise wholesaler called "JC SALES", located in California, USA</w:t>
                 </w:r>
                 <w:r>
                   <w:rPr>
